--- a/sba_application/02_use_of_funds/Use_of_Funds_DRAFT.docx
+++ b/sba_application/02_use_of_funds/Use_of_Funds_DRAFT.docx
@@ -424,7 +424,7 @@
               <w:rPr>
                 <w:sz w:val="19"/>
               </w:rPr>
-              <w:t>Less: proposed borrower equity injection (Form 155 standby)</w:t>
+              <w:t>Less: borrower equity injection (cash capital contribution)</w:t>
             </w:r>
           </w:p>
         </w:tc>
@@ -550,7 +550,7 @@
           <w:i/>
           <w:sz w:val="19"/>
         </w:rPr>
-        <w:t>Source of the borrower's equity injection: $250,000 provided through investor James Bullard's convertible promissory note, of which $191,000 is placed on standby under SBA Form 155 as the required injection. Supporting bank / brokerage statements to be attached.</w:t>
+        <w:t>Source of the borrower's equity injection: $250,000 in cash, provided as a capital contribution by minority member James Bullard (19.9% non-controlling interest) in exchange for his equity interest. This is a bona fide, non-borrowed equity injection equal to approximately 23.8% of total project cost - well above the 10% minimum required for a complete change of ownership under SOP 50 10 8. The injection is verified by Mr. Bullard's bank / brokerage statements and the capital-contribution wire into the company's account. Because Mr. Bullard is a passive investor holding less than 20% with no management or control rights and no side agreement, his contribution counts as qualifying equity without triggering a personal guaranty (consistent with SOP 50 10 8 and 13 CFR 120.160). The $300,000 Hickory seller note is not on standby and is therefore treated as acquisition debt within combined debt service, not as part of the equity injection.</w:t>
       </w:r>
     </w:p>
     <w:p>

--- a/sba_application/02_use_of_funds/Use_of_Funds_DRAFT.docx
+++ b/sba_application/02_use_of_funds/Use_of_Funds_DRAFT.docx
@@ -112,7 +112,7 @@
               <w:rPr>
                 <w:sz w:val="19"/>
               </w:rPr>
-              <w:t>Purchase of existing business - Hickory Medicare license (CHOW)</w:t>
+              <w:t>Acquisition of Hickory Hospice LLC - paid in full at close (CHOW; 100% membership interests)</w:t>
             </w:r>
           </w:p>
         </w:tc>
@@ -140,7 +140,7 @@
               <w:rPr>
                 <w:sz w:val="19"/>
               </w:rPr>
-              <w:t>Seller note (36 mo, 6%)</w:t>
+              <w:t>SBA + equity</w:t>
             </w:r>
           </w:p>
         </w:tc>
@@ -244,7 +244,7 @@
               <w:rPr>
                 <w:sz w:val="19"/>
               </w:rPr>
-              <w:t>Working-capital reserve (opening cash; funds ramp payroll and dual debt service)</w:t>
+              <w:t>Working-capital reserve (opening cash; funds ramp payroll and SBA debt service)</w:t>
             </w:r>
           </w:p>
         </w:tc>
@@ -258,7 +258,7 @@
               <w:rPr>
                 <w:sz w:val="19"/>
               </w:rPr>
-              <w:t>$672,000</w:t>
+              <w:t>$372,000</w:t>
             </w:r>
           </w:p>
         </w:tc>
@@ -302,7 +302,7 @@
               <w:rPr>
                 <w:sz w:val="19"/>
               </w:rPr>
-              <w:t>$1,050,000</w:t>
+              <w:t>$750,000</w:t>
             </w:r>
           </w:p>
         </w:tc>
@@ -408,7 +408,7 @@
               <w:rPr>
                 <w:sz w:val="19"/>
               </w:rPr>
-              <w:t>$1,050,000</w:t>
+              <w:t>$750,000</w:t>
             </w:r>
           </w:p>
         </w:tc>
@@ -454,36 +454,6 @@
               <w:rPr>
                 <w:sz w:val="19"/>
               </w:rPr>
-              <w:t>Less: seller financing (Hickory license note, non-SBA)</w:t>
-            </w:r>
-          </w:p>
-        </w:tc>
-        <w:tc>
-          <w:tcPr>
-            <w:tcW w:type="dxa" w:w="2160"/>
-          </w:tcPr>
-          <w:p>
-            <w:r/>
-            <w:r>
-              <w:rPr>
-                <w:sz w:val="19"/>
-              </w:rPr>
-              <w:t>($300,000)</w:t>
-            </w:r>
-          </w:p>
-        </w:tc>
-      </w:tr>
-      <w:tr>
-        <w:tc>
-          <w:tcPr>
-            <w:tcW w:type="dxa" w:w="6480"/>
-          </w:tcPr>
-          <w:p>
-            <w:r/>
-            <w:r>
-              <w:rPr>
-                <w:sz w:val="19"/>
-              </w:rPr>
               <w:t>Total SBA 7(a) loan request</w:t>
             </w:r>
           </w:p>
@@ -504,6 +474,16 @@
         </w:tc>
       </w:tr>
     </w:tbl>
+    <w:p>
+      <w:r>
+        <w:rPr>
+          <w:b w:val="0"/>
+          <w:i/>
+          <w:sz w:val="19"/>
+        </w:rPr>
+        <w:t>The seller is paid in full at close from SBA proceeds plus the equity injection; there is no retained seller note, so the SBA loan is the only debt the business carries. The $250,000 equity injection is 33.3% of the $750,000 project - well above the 10% SOP 50 10 8 minimum and the ~30% down a startup typically warrants.</w:t>
+      </w:r>
+    </w:p>
     <w:p>
       <w:r>
         <w:rPr>
@@ -530,7 +510,7 @@
           <w:i w:val="0"/>
           <w:sz w:val="21"/>
         </w:rPr>
-        <w:t>This is a change-of-ownership (CHOW) acquisition of Hickory Hospice LLC, an established, Medicare-certified hospice, structured as a purchase of 100% of its membership interests. The $300,000 purchase price for the existing Medicare provider number is fully seller-financed, so no cash leaves at close for the acquisition and the working-capital reserve is preserved. The acquired provider number, state license, and CHAP/ACHC accreditation transfer in the CHOW, so the agency is billing-ready from day one.</w:t>
+        <w:t>This is a change-of-ownership (CHOW) acquisition of Hickory Hospice LLC, an established, Medicare-certified hospice, structured as a purchase of 100% of its membership interests. The $300,000 purchase price for the existing Medicare provider number is paid in full at close from SBA proceeds and the equity injection - there is no retained seller note, so the SBA loan is the only debt the business carries. The acquired provider number, state license, and CHAP/ACHC accreditation transfer in the CHOW, so the agency is billing-ready from day one.</w:t>
       </w:r>
     </w:p>
     <w:p>
@@ -540,7 +520,7 @@
           <w:i w:val="0"/>
           <w:sz w:val="21"/>
         </w:rPr>
-        <w:t>The SBA loan proceeds and the equity injection fund the $672,000 working-capital reserve plus $78,000 of startup costs and equipment. The reserve carries ramp-period payroll and combined debt service (SBA loan plus seller note) while accounts receivable normalize to the ~45-day Medicare cycle, and holds a $25,000 minimum cash floor with the $100,000 working-capital line undrawn in the base case.</w:t>
+        <w:t>After the $300,000 acquisition payoff and $78,000 of startup costs and equipment, the SBA loan and the equity injection fund a $372,000 working-capital reserve. The reserve carries ramp-period payroll and SBA debt service while accounts receivable normalize to the ~45-day Medicare cycle. Because there is no seller note, Year-1 debt service is the SBA loan alone (~$84,357/yr), so the reserve stretches further than under a dual-debt structure.</w:t>
       </w:r>
     </w:p>
     <w:p>
@@ -550,7 +530,7 @@
           <w:i/>
           <w:sz w:val="19"/>
         </w:rPr>
-        <w:t>Source of the borrower's equity injection: $250,000 in cash, provided as a capital contribution by minority member James Bullard (19.9% non-controlling interest) in exchange for his equity interest. This is a bona fide, non-borrowed equity injection equal to approximately 23.8% of total project cost - well above the 10% minimum required for a complete change of ownership under SOP 50 10 8. The injection is verified by Mr. Bullard's bank / brokerage statements and the capital-contribution wire into the company's account. Because Mr. Bullard is a passive investor holding less than 20% with no management or control rights and no side agreement, his contribution counts as qualifying equity without triggering a personal guaranty (consistent with SOP 50 10 8 and 13 CFR 120.160). The $300,000 Hickory seller note is not on standby and is therefore treated as acquisition debt within combined debt service, not as part of the equity injection.</w:t>
+        <w:t>Source of the borrower's equity injection: $250,000 in cash, provided as a capital contribution by minority member James Bullard (19.9% non-controlling interest) in exchange for his equity interest. This is a bona fide, non-borrowed equity injection equal to 33.3% of total project cost - more than triple the 10% minimum required under SOP 50 10 8 and above the ~30% down typically warranted for a startup. The injection is verified by Mr. Bullard's bank / brokerage statements and the capital-contribution wire into the company's account. Because Mr. Bullard is a passive investor holding less than 20% with no management or control rights and no side agreement, his contribution counts as qualifying equity without triggering a personal guaranty (consistent with SOP 50 10 8 and 13 CFR 120.160).</w:t>
       </w:r>
     </w:p>
     <w:p>

--- a/sba_application/02_use_of_funds/Use_of_Funds_DRAFT.docx
+++ b/sba_application/02_use_of_funds/Use_of_Funds_DRAFT.docx
@@ -438,7 +438,7 @@
               <w:rPr>
                 <w:sz w:val="19"/>
               </w:rPr>
-              <w:t>($250,000)</w:t>
+              <w:t>($195,000)</w:t>
             </w:r>
           </w:p>
         </w:tc>
@@ -468,7 +468,7 @@
               <w:rPr>
                 <w:sz w:val="19"/>
               </w:rPr>
-              <w:t>$500,000</w:t>
+              <w:t>$555,000</w:t>
             </w:r>
           </w:p>
         </w:tc>
@@ -481,7 +481,7 @@
           <w:i/>
           <w:sz w:val="19"/>
         </w:rPr>
-        <w:t>The seller is paid in full at close from SBA proceeds plus the equity injection; there is no retained seller note, so the SBA loan is the only debt the business carries. The $250,000 equity injection is 33.3% of the $750,000 project - well above the 10% SOP 50 10 8 minimum and the ~30% down a startup typically warrants.</w:t>
+        <w:t>The seller is paid in full at close from SBA proceeds plus the equity injection; there is no retained seller note, so the SBA loan is the only debt the business carries. The $195,000 equity injection is 26.0% of the $750,000 project - well above the 10% SOP 50 10 8 minimum, though below the ~30% down some startup lenders prefer.</w:t>
       </w:r>
     </w:p>
     <w:p>
@@ -520,7 +520,7 @@
           <w:i w:val="0"/>
           <w:sz w:val="21"/>
         </w:rPr>
-        <w:t>After the $300,000 acquisition payoff and $78,000 of startup costs and equipment, the SBA loan and the equity injection fund a $372,000 working-capital reserve. The reserve carries ramp-period payroll and SBA debt service while accounts receivable normalize to the ~45-day Medicare cycle. Because there is no seller note, Year-1 debt service is the SBA loan alone (~$84,357/yr), so the reserve stretches further than under a dual-debt structure.</w:t>
+        <w:t>After the $300,000 acquisition payoff and $78,000 of startup costs and equipment, the SBA loan and the equity injection fund a $372,000 working-capital reserve. The reserve carries ramp-period payroll and SBA debt service while accounts receivable normalize to the ~45-day Medicare cycle. Because there is no seller note, Year-1 debt service is the SBA loan alone (~$93,637/yr), so the reserve stretches further than under a dual-debt structure.</w:t>
       </w:r>
     </w:p>
     <w:p>
@@ -530,7 +530,7 @@
           <w:i/>
           <w:sz w:val="19"/>
         </w:rPr>
-        <w:t>Source of the borrower's equity injection: $250,000 in cash, provided as a capital contribution by minority member James Bullard (19.9% non-controlling interest) in exchange for his equity interest. This is a bona fide, non-borrowed equity injection equal to 33.3% of total project cost - more than triple the 10% minimum required under SOP 50 10 8 and above the ~30% down typically warranted for a startup. The injection is verified by Mr. Bullard's bank / brokerage statements and the capital-contribution wire into the company's account. Because Mr. Bullard is a passive investor holding less than 20% with no management or control rights and no side agreement, his contribution counts as qualifying equity without triggering a personal guaranty (consistent with SOP 50 10 8 and 13 CFR 120.160).</w:t>
+        <w:t>Source of the borrower's equity injection: $195,000 in cash, provided as a capital contribution by minority member James Bullard (19.5% non-controlling interest) in exchange for his equity interest. This is a bona fide, non-borrowed equity injection equal to 26.0% of total project cost - more than than 2.5 times the 10% minimum required under SOP 50 10 8, though below the ~30% down some startup lenders prefer. The injection is verified by Mr. Bullard's bank / brokerage statements and the capital-contribution wire into the company's account. Because Mr. Bullard is a passive investor holding less than 20% with no management or control rights and no side agreement, his contribution counts as qualifying equity without triggering a personal guaranty (consistent with SOP 50 10 8 and 13 CFR 120.160).</w:t>
       </w:r>
     </w:p>
     <w:p>

--- a/sba_application/02_use_of_funds/Use_of_Funds_DRAFT.docx
+++ b/sba_application/02_use_of_funds/Use_of_Funds_DRAFT.docx
@@ -20,7 +20,7 @@
           <w:color w:val="606060"/>
           <w:sz w:val="18"/>
         </w:rPr>
-        <w:t>SBA 7(a) Application - Tyler Hospice Hold LLC</w:t>
+        <w:t>SBA 7(a) Application - Tyler Hospice Hold, LLC</w:t>
       </w:r>
     </w:p>
     <w:p>
@@ -579,7 +579,7 @@
           <w:color w:val="606060"/>
           <w:sz w:val="16"/>
         </w:rPr>
-        <w:t>Prepared for the SBA 7(a) loan application of Tyler Hospice Hold LLC (dba Azalea Hospice &amp; Palliative Care). Confidential.</w:t>
+        <w:t>Prepared for the SBA 7(a) loan application of Tyler Hospice Hold, LLC (dba Azalea Hospice &amp; Palliative Care). Confidential.</w:t>
       </w:r>
     </w:p>
     <w:sectPr>

--- a/sba_application/02_use_of_funds/Use_of_Funds_DRAFT.docx
+++ b/sba_application/02_use_of_funds/Use_of_Funds_DRAFT.docx
@@ -112,7 +112,7 @@
               <w:rPr>
                 <w:sz w:val="19"/>
               </w:rPr>
-              <w:t>Acquisition of Hickory Hospice LLC - paid in full at close (CHOW; 100% membership interests)</w:t>
+              <w:t>Acquisition of Hickory Hospice LLC (CHOW; 100% membership interests)</w:t>
             </w:r>
           </w:p>
         </w:tc>
@@ -140,7 +140,7 @@
               <w:rPr>
                 <w:sz w:val="19"/>
               </w:rPr>
-              <w:t>SBA + equity</w:t>
+              <w:t>Bank acquisition term loan</w:t>
             </w:r>
           </w:p>
         </w:tc>
@@ -200,7 +200,7 @@
               <w:rPr>
                 <w:sz w:val="19"/>
               </w:rPr>
-              <w:t>Equipment purchase (computers, office furniture)</w:t>
+              <w:t>Equipment / capex (computers, office furniture)</w:t>
             </w:r>
           </w:p>
         </w:tc>
@@ -244,7 +244,7 @@
               <w:rPr>
                 <w:sz w:val="19"/>
               </w:rPr>
-              <w:t>Working-capital reserve (opening cash; funds ramp payroll and SBA debt service)</w:t>
+              <w:t>Working-capital reserve (opening cash; funds ramp payroll and combined debt service)</w:t>
             </w:r>
           </w:p>
         </w:tc>
@@ -258,7 +258,7 @@
               <w:rPr>
                 <w:sz w:val="19"/>
               </w:rPr>
-              <w:t>$372,000</w:t>
+              <w:t>$567,000</w:t>
             </w:r>
           </w:p>
         </w:tc>
@@ -302,13 +302,339 @@
               <w:rPr>
                 <w:sz w:val="19"/>
               </w:rPr>
-              <w:t>$750,000</w:t>
+              <w:t>$945,000</w:t>
             </w:r>
           </w:p>
         </w:tc>
         <w:tc>
           <w:tcPr>
             <w:tcW w:type="dxa" w:w="2448"/>
+          </w:tcPr>
+          <w:p>
+            <w:r/>
+            <w:r>
+              <w:rPr>
+                <w:sz w:val="19"/>
+              </w:rPr>
+            </w:r>
+          </w:p>
+        </w:tc>
+      </w:tr>
+    </w:tbl>
+    <w:p>
+      <w:r>
+        <w:rPr>
+          <w:b w:val="0"/>
+          <w:i w:val="0"/>
+          <w:sz w:val="21"/>
+        </w:rPr>
+      </w:r>
+    </w:p>
+    <w:p>
+      <w:r>
+        <w:rPr>
+          <w:b/>
+          <w:color w:val="1F3864"/>
+          <w:sz w:val="23"/>
+        </w:rPr>
+        <w:t>Sources of funds</w:t>
+      </w:r>
+    </w:p>
+    <w:tbl>
+      <w:tblPr>
+        <w:tblStyle w:val="LightGrid-Accent1"/>
+        <w:tblW w:type="auto" w:w="0"/>
+        <w:jc w:val="left"/>
+        <w:tblLook w:firstColumn="1" w:firstRow="1" w:lastColumn="0" w:lastRow="0" w:noHBand="0" w:noVBand="1" w:val="04A0"/>
+      </w:tblPr>
+      <w:tblGrid>
+        <w:gridCol w:w="2160"/>
+        <w:gridCol w:w="2160"/>
+        <w:gridCol w:w="2160"/>
+        <w:gridCol w:w="2160"/>
+      </w:tblGrid>
+      <w:tr>
+        <w:tc>
+          <w:tcPr>
+            <w:tcW w:type="dxa" w:w="4320"/>
+          </w:tcPr>
+          <w:p>
+            <w:r/>
+            <w:r>
+              <w:rPr>
+                <w:b/>
+                <w:sz w:val="19"/>
+              </w:rPr>
+              <w:t>Source</w:t>
+            </w:r>
+          </w:p>
+        </w:tc>
+        <w:tc>
+          <w:tcPr>
+            <w:tcW w:type="dxa" w:w="1584"/>
+          </w:tcPr>
+          <w:p>
+            <w:r/>
+            <w:r>
+              <w:rPr>
+                <w:b/>
+                <w:sz w:val="19"/>
+              </w:rPr>
+              <w:t>Amount</w:t>
+            </w:r>
+          </w:p>
+        </w:tc>
+        <w:tc>
+          <w:tcPr>
+            <w:tcW w:type="dxa" w:w="1584"/>
+          </w:tcPr>
+          <w:p>
+            <w:r/>
+            <w:r>
+              <w:rPr>
+                <w:b/>
+                <w:sz w:val="19"/>
+              </w:rPr>
+              <w:t>% of sources</w:t>
+            </w:r>
+          </w:p>
+        </w:tc>
+        <w:tc>
+          <w:tcPr>
+            <w:tcW w:type="dxa" w:w="2880"/>
+          </w:tcPr>
+          <w:p>
+            <w:r/>
+            <w:r>
+              <w:rPr>
+                <w:b/>
+                <w:sz w:val="19"/>
+              </w:rPr>
+              <w:t>Terms</w:t>
+            </w:r>
+          </w:p>
+        </w:tc>
+      </w:tr>
+      <w:tr>
+        <w:tc>
+          <w:tcPr>
+            <w:tcW w:type="dxa" w:w="4320"/>
+          </w:tcPr>
+          <w:p>
+            <w:r/>
+            <w:r>
+              <w:rPr>
+                <w:sz w:val="19"/>
+              </w:rPr>
+              <w:t>SBA 7(a) loan (startup + working capital)</w:t>
+            </w:r>
+          </w:p>
+        </w:tc>
+        <w:tc>
+          <w:tcPr>
+            <w:tcW w:type="dxa" w:w="1584"/>
+          </w:tcPr>
+          <w:p>
+            <w:r/>
+            <w:r>
+              <w:rPr>
+                <w:sz w:val="19"/>
+              </w:rPr>
+              <w:t>$450,000</w:t>
+            </w:r>
+          </w:p>
+        </w:tc>
+        <w:tc>
+          <w:tcPr>
+            <w:tcW w:type="dxa" w:w="1584"/>
+          </w:tcPr>
+          <w:p>
+            <w:r/>
+            <w:r>
+              <w:rPr>
+                <w:sz w:val="19"/>
+              </w:rPr>
+              <w:t>47.6%</w:t>
+            </w:r>
+          </w:p>
+        </w:tc>
+        <w:tc>
+          <w:tcPr>
+            <w:tcW w:type="dxa" w:w="2880"/>
+          </w:tcPr>
+          <w:p>
+            <w:r/>
+            <w:r>
+              <w:rPr>
+                <w:sz w:val="19"/>
+              </w:rPr>
+              <w:t>15-yr term, ~10.5% rate</w:t>
+            </w:r>
+          </w:p>
+        </w:tc>
+      </w:tr>
+      <w:tr>
+        <w:tc>
+          <w:tcPr>
+            <w:tcW w:type="dxa" w:w="4320"/>
+          </w:tcPr>
+          <w:p>
+            <w:r/>
+            <w:r>
+              <w:rPr>
+                <w:sz w:val="19"/>
+              </w:rPr>
+              <w:t>Bank acquisition term loan (funds Hickory purchase)</w:t>
+            </w:r>
+          </w:p>
+        </w:tc>
+        <w:tc>
+          <w:tcPr>
+            <w:tcW w:type="dxa" w:w="1584"/>
+          </w:tcPr>
+          <w:p>
+            <w:r/>
+            <w:r>
+              <w:rPr>
+                <w:sz w:val="19"/>
+              </w:rPr>
+              <w:t>$300,000</w:t>
+            </w:r>
+          </w:p>
+        </w:tc>
+        <w:tc>
+          <w:tcPr>
+            <w:tcW w:type="dxa" w:w="1584"/>
+          </w:tcPr>
+          <w:p>
+            <w:r/>
+            <w:r>
+              <w:rPr>
+                <w:sz w:val="19"/>
+              </w:rPr>
+              <w:t>31.7%</w:t>
+            </w:r>
+          </w:p>
+        </w:tc>
+        <w:tc>
+          <w:tcPr>
+            <w:tcW w:type="dxa" w:w="2880"/>
+          </w:tcPr>
+          <w:p>
+            <w:r/>
+            <w:r>
+              <w:rPr>
+                <w:sz w:val="19"/>
+              </w:rPr>
+              <w:t>6%, 3-yr amortization; guaranteed by J. Bullard; subordinate to SBA</w:t>
+            </w:r>
+          </w:p>
+        </w:tc>
+      </w:tr>
+      <w:tr>
+        <w:tc>
+          <w:tcPr>
+            <w:tcW w:type="dxa" w:w="4320"/>
+          </w:tcPr>
+          <w:p>
+            <w:r/>
+            <w:r>
+              <w:rPr>
+                <w:sz w:val="19"/>
+              </w:rPr>
+              <w:t>Equity injection - cash (James Bullard)</w:t>
+            </w:r>
+          </w:p>
+        </w:tc>
+        <w:tc>
+          <w:tcPr>
+            <w:tcW w:type="dxa" w:w="1584"/>
+          </w:tcPr>
+          <w:p>
+            <w:r/>
+            <w:r>
+              <w:rPr>
+                <w:sz w:val="19"/>
+              </w:rPr>
+              <w:t>$195,000</w:t>
+            </w:r>
+          </w:p>
+        </w:tc>
+        <w:tc>
+          <w:tcPr>
+            <w:tcW w:type="dxa" w:w="1584"/>
+          </w:tcPr>
+          <w:p>
+            <w:r/>
+            <w:r>
+              <w:rPr>
+                <w:sz w:val="19"/>
+              </w:rPr>
+              <w:t>20.6%</w:t>
+            </w:r>
+          </w:p>
+        </w:tc>
+        <w:tc>
+          <w:tcPr>
+            <w:tcW w:type="dxa" w:w="2880"/>
+          </w:tcPr>
+          <w:p>
+            <w:r/>
+            <w:r>
+              <w:rPr>
+                <w:sz w:val="19"/>
+              </w:rPr>
+              <w:t>$180,000 SBA equity injection + $15,000 additional working capital</w:t>
+            </w:r>
+          </w:p>
+        </w:tc>
+      </w:tr>
+      <w:tr>
+        <w:tc>
+          <w:tcPr>
+            <w:tcW w:type="dxa" w:w="4320"/>
+          </w:tcPr>
+          <w:p>
+            <w:r/>
+            <w:r>
+              <w:rPr>
+                <w:sz w:val="19"/>
+              </w:rPr>
+              <w:t>Total sources</w:t>
+            </w:r>
+          </w:p>
+        </w:tc>
+        <w:tc>
+          <w:tcPr>
+            <w:tcW w:type="dxa" w:w="1584"/>
+          </w:tcPr>
+          <w:p>
+            <w:r/>
+            <w:r>
+              <w:rPr>
+                <w:sz w:val="19"/>
+              </w:rPr>
+              <w:t>$945,000</w:t>
+            </w:r>
+          </w:p>
+        </w:tc>
+        <w:tc>
+          <w:tcPr>
+            <w:tcW w:type="dxa" w:w="1584"/>
+          </w:tcPr>
+          <w:p>
+            <w:r/>
+            <w:r>
+              <w:rPr>
+                <w:sz w:val="19"/>
+              </w:rPr>
+              <w:t>100%</w:t>
+            </w:r>
+          </w:p>
+        </w:tc>
+        <w:tc>
+          <w:tcPr>
+            <w:tcW w:type="dxa" w:w="2880"/>
           </w:tcPr>
           <w:p>
             <w:r/>
@@ -408,7 +734,37 @@
               <w:rPr>
                 <w:sz w:val="19"/>
               </w:rPr>
-              <w:t>$750,000</w:t>
+              <w:t>$945,000</w:t>
+            </w:r>
+          </w:p>
+        </w:tc>
+      </w:tr>
+      <w:tr>
+        <w:tc>
+          <w:tcPr>
+            <w:tcW w:type="dxa" w:w="6480"/>
+          </w:tcPr>
+          <w:p>
+            <w:r/>
+            <w:r>
+              <w:rPr>
+                <w:sz w:val="19"/>
+              </w:rPr>
+              <w:t>Less: bank acquisition term loan (Hickory purchase)</w:t>
+            </w:r>
+          </w:p>
+        </w:tc>
+        <w:tc>
+          <w:tcPr>
+            <w:tcW w:type="dxa" w:w="2160"/>
+          </w:tcPr>
+          <w:p>
+            <w:r/>
+            <w:r>
+              <w:rPr>
+                <w:sz w:val="19"/>
+              </w:rPr>
+              <w:t>($300,000)</w:t>
             </w:r>
           </w:p>
         </w:tc>
@@ -468,7 +824,7 @@
               <w:rPr>
                 <w:sz w:val="19"/>
               </w:rPr>
-              <w:t>$555,000</w:t>
+              <w:t>$450,000</w:t>
             </w:r>
           </w:p>
         </w:tc>
@@ -481,7 +837,7 @@
           <w:i/>
           <w:sz w:val="19"/>
         </w:rPr>
-        <w:t>The seller is paid in full at close from SBA proceeds plus the equity injection; there is no retained seller note, so the SBA loan is the only debt the business carries. The $195,000 equity injection is 26.0% of the $750,000 project - well above the 10% SOP 50 10 8 minimum, though below the ~30% down some startup lenders prefer.</w:t>
+        <w:t>The $300,000 Hickory acquisition is financed by a separate 3-year bank term loan (6%) from a bank the investor uses, which the investor (James Bullard) personally guarantees and which is subordinate to the SBA loan (an intercreditor / subordination agreement and SBA-lender approval are required - 'piggyback financing'). The $450,000 SBA loan funds startup costs and a $567,000 working-capital reserve. Of the $195,000 cash equity, $180,000 is designated as the SBA equity injection and $15,000 is additional working capital; the equity is 20.6% of the $945,000 project - above the 10% SOP 50 10 8 minimum.</w:t>
       </w:r>
     </w:p>
     <w:p>
@@ -510,7 +866,7 @@
           <w:i w:val="0"/>
           <w:sz w:val="21"/>
         </w:rPr>
-        <w:t>This is a change-of-ownership (CHOW) acquisition of Hickory Hospice LLC, an established, Medicare-certified hospice, structured as a purchase of 100% of its membership interests. The $300,000 purchase price for the existing Medicare provider number is paid in full at close from SBA proceeds and the equity injection - there is no retained seller note, so the SBA loan is the only debt the business carries. The acquired provider number, state license, and CHAP/ACHC accreditation transfer in the CHOW, so the agency is billing-ready from day one.</w:t>
+        <w:t>This is a change-of-ownership (CHOW) acquisition of Hickory Hospice LLC, an established, Medicare-certified hospice, structured as a purchase of 100% of its membership interests. The $300,000 purchase of Hickory's membership interests (and its existing Medicare provider number) is financed by a 3-year bank acquisition term loan (6%) from a bank the investor uses, personally guaranteed by James Bullard and subordinate to the SBA loan. The acquired provider number, state license, and CHAP/ACHC accreditation transfer in the CHOW, so the agency is billing-ready from day one.</w:t>
       </w:r>
     </w:p>
     <w:p>
@@ -520,7 +876,7 @@
           <w:i w:val="0"/>
           <w:sz w:val="21"/>
         </w:rPr>
-        <w:t>After the $300,000 acquisition payoff and $78,000 of startup costs and equipment, the SBA loan and the equity injection fund a $372,000 working-capital reserve. The reserve carries ramp-period payroll and SBA debt service while accounts receivable normalize to the ~45-day Medicare cycle. Because there is no seller note, Year-1 debt service is the SBA loan alone (~$93,637/yr), so the reserve stretches further than under a dual-debt structure.</w:t>
+        <w:t>The $450,000 SBA loan and the equity injection fund $78,000 of startup costs and equipment plus a $567,000 working-capital reserve. The reserve carries ramp-period payroll and combined debt service while accounts receivable normalize to the ~45-day Medicare cycle. Combined debt service in Years 1-3 is ~$169,211/yr (SBA $59,692 + bank $109,519); after Year 3 the bank loan is fully amortized and only the SBA loan remains (~$59,692/yr), so the reserve stretches further once the front-loaded bank loan retires.</w:t>
       </w:r>
     </w:p>
     <w:p>
@@ -530,7 +886,7 @@
           <w:i/>
           <w:sz w:val="19"/>
         </w:rPr>
-        <w:t>Source of the borrower's equity injection: $195,000 in cash, provided as a capital contribution by minority member James Bullard (19.5% non-controlling interest) in exchange for his equity interest. This is a bona fide, non-borrowed equity injection equal to 26.0% of total project cost - more than than 2.5 times the 10% minimum required under SOP 50 10 8, though below the ~30% down some startup lenders prefer. The injection is verified by Mr. Bullard's bank / brokerage statements and the capital-contribution wire into the company's account. Because Mr. Bullard is a passive investor holding less than 20% with no management or control rights and no side agreement, his contribution counts as qualifying equity without triggering a personal guaranty (consistent with SOP 50 10 8 and 13 CFR 120.160).</w:t>
+        <w:t>Source of the borrower's equity injection: $195,000 in cash, provided as a capital contribution by minority member James Bullard (19.5% non-controlling interest) in exchange for his equity interest ($180,000 designated as the SBA equity injection, $15,000 additional working capital). This is a bona fide, non-borrowed equity contribution equal to 20.6% of total project cost - above the 10% minimum required under SOP 50 10 8. The injection is verified by Mr. Bullard's bank / brokerage statements and the capital-contribution wire into the company's account. Bullard remains a passive member holding less than 20% with no management or control rights and no side agreement, so his contribution counts as qualifying equity without triggering a personal guaranty on the SBA loan (consistent with SOP 50 10 8 and 13 CFR 120.160). He guarantees only the separate bank acquisition loan.</w:t>
       </w:r>
     </w:p>
     <w:p>
@@ -559,7 +915,7 @@
           <w:i w:val="0"/>
           <w:sz w:val="21"/>
         </w:rPr>
-        <w:t>The loan capitalizes the acquisition and relaunch of an established, billing-ready hospice on validated local economics, led by an experienced East-Texas clinical and business-development team with established referral relationships. It funds the working capital required to operate from day one through the receivables-normalization period and to grow census with the team's referral pipeline, producing combined debt-service coverage that clears the 1.25x floor in every year and strengthens as census builds.</w:t>
+        <w:t>The loan capitalizes the acquisition and relaunch of an established, billing-ready hospice on validated local economics, led by an experienced East-Texas clinical and business-development team with established referral relationships. It funds the working capital required to operate from day one through the receivables-normalization period and to grow census with the team's referral pipeline, producing combined debt-service coverage (SBA + bank acquisition loan) that clears the 1.25x floor in every year - 1.79x in Year 1, rising to 4.02x and 5.95x (global 3.92x) - and strengthens further after Year 3 when the bank loan is fully amortized and only the SBA loan remains.</w:t>
       </w:r>
     </w:p>
     <w:p>
